--- a/Monitoring and Controlling/User Guidelines for Healio.docx
+++ b/Monitoring and Controlling/User Guidelines for Healio.docx
@@ -493,6 +493,9 @@
         <w:t xml:space="preserve">    </w:t>
       </w:r>
       <w:r>
+        <w:rPr>
+          <w:noProof/>
+        </w:rPr>
         <w:drawing>
           <wp:inline distT="0" distB="0" distL="0" distR="0" wp14:anchorId="48293399" wp14:editId="3BD35072">
             <wp:extent cx="1767840" cy="3707771"/>
@@ -553,12 +556,21 @@
       <w:r>
         <w:t xml:space="preserve">. Search and add at least 3 symptoms. Tap your location to detect it automatically. Select your budget and tap </w:t>
       </w:r>
-      <w:r>
-        <w:rPr>
-          <w:b/>
-          <w:bCs/>
-        </w:rPr>
-        <w:t>Analyse Symptoms</w:t>
+      <w:proofErr w:type="spellStart"/>
+      <w:r>
+        <w:rPr>
+          <w:b/>
+          <w:bCs/>
+        </w:rPr>
+        <w:t>Analyse</w:t>
+      </w:r>
+      <w:proofErr w:type="spellEnd"/>
+      <w:r>
+        <w:rPr>
+          <w:b/>
+          <w:bCs/>
+        </w:rPr>
+        <w:t xml:space="preserve"> Symptoms</w:t>
       </w:r>
       <w:r>
         <w:t>. The AI predicts your condition with a confidence score, lists precautions, recommends matching doctors and shows nearby hospitals with distances.</w:t>
@@ -2157,7 +2169,27 @@
         <w:spacing w:line="360" w:lineRule="auto"/>
       </w:pPr>
       <w:r>
-        <w:t>After login the Doctor Dashboard shows My Appointments, Nearby Hospitals, Refer Patient and Today's Overview showing pending appointments and unread messages. The chat icon shows unread message count.</w:t>
+        <w:t xml:space="preserve">After login the Doctor Dashboard shows </w:t>
+      </w:r>
+      <w:r>
+        <w:rPr>
+          <w:b/>
+          <w:bCs/>
+        </w:rPr>
+        <w:t>My Appointments, Nearby Hospitals, Refer Patient</w:t>
+      </w:r>
+      <w:r>
+        <w:t xml:space="preserve"> and </w:t>
+      </w:r>
+      <w:r>
+        <w:rPr>
+          <w:b/>
+          <w:bCs/>
+        </w:rPr>
+        <w:t>Today's Overview</w:t>
+      </w:r>
+      <w:r>
+        <w:t xml:space="preserve"> showing pending appointments and unread messages. The chat icon shows unread message count.</w:t>
       </w:r>
     </w:p>
     <w:p>
@@ -2725,6 +2757,9 @@
         <w:t xml:space="preserve">  </w:t>
       </w:r>
       <w:r>
+        <w:rPr>
+          <w:noProof/>
+        </w:rPr>
         <w:drawing>
           <wp:inline distT="0" distB="0" distL="0" distR="0" wp14:anchorId="02C28A13" wp14:editId="182B636D">
             <wp:extent cx="2518861" cy="4919190"/>
@@ -3546,8 +3581,17 @@
           <w:bCs/>
         </w:rPr>
         <w:lastRenderedPageBreak/>
-        <w:t>3. Verify a Doctor</w:t>
-      </w:r>
+        <w:t xml:space="preserve">3. Verify a </w:t>
+      </w:r>
+      <w:proofErr w:type="gramStart"/>
+      <w:r>
+        <w:rPr>
+          <w:b/>
+          <w:bCs/>
+        </w:rPr>
+        <w:t>Doctor</w:t>
+      </w:r>
+      <w:proofErr w:type="gramEnd"/>
     </w:p>
     <w:p>
       <w:pPr>
